--- a/03_Outputs/final scripts/pt/Module 2/2.0.0-pt.docx
+++ b/03_Outputs/final scripts/pt/Module 2/2.0.0-pt.docx
@@ -14,7 +14,7 @@
     </w:p>
     <w:p>
       <w:r>
-        <w:t xml:space="preserve">Neste módulo, exploraremos definições de acesso à energia, pobreza energética e de combustíveis, e serviços energéticos inclusivos. Também discutiremos inovações tecnológicas, como sistemas de energia renovável distribuída, e como eles transformam vidas, especialmente em comunidades remotas. Por exemplo, micro-redes alimentadas por energia solar suportam bombeamento de água e pequenos negócios.  </w:t>
+        <w:t xml:space="preserve">Neste módulo, exploraremos definições de acesso à energia, pobreza energética e de combustíveis, e serviços energéticos inclusivos. Também discutiremos inovações tecnológicas, como sistemas de energia renovável distribuída, e como eles transformam vidas, especialmente em comunidades remotas. Por exemplo, micro-redes alimentadas por energia solar apoiam o bombeamento de água e pequenos negócios.  </w:t>
       </w:r>
     </w:p>
     <w:p>
@@ -34,7 +34,7 @@
     </w:p>
     <w:p>
       <w:r>
-        <w:t>As oportunidades são significativas: ao expandir o acesso a uma energia confiável, acessível e limpa, podemos acelerar o progresso em direção ao Objetivo de Desenvolvimento Sustentável 7 e garantir que ninguém seja deixado para trás.</w:t>
+        <w:t>As oportunidades são significativas: ao expandir o acesso a uma energia confiável, acessível e limpa, podemos acelerar o progresso rumo ao Objetivo de Desenvolvimento Sustentável 7 e garantir que ninguém seja deixado para trás.</w:t>
       </w:r>
     </w:p>
     <w:sectPr>
